--- a/Adaptive_Autosar/Documents/Pavankumar_CV.docx
+++ b/Adaptive_Autosar/Documents/Pavankumar_CV.docx
@@ -231,7 +231,21 @@
           <w:color w:val="1F497D" w:themeColor="text2"/>
           <w:spacing w:val="-1"/>
         </w:rPr>
-        <w:t>SUMMARY PROFESSIONAL</w:t>
+        <w:t>PROFESSIONAL</w:t>
+      </w:r>
+      <w:r>
+        <w:rPr>
+          <w:color w:val="1F497D" w:themeColor="text2"/>
+          <w:spacing w:val="-1"/>
+        </w:rPr>
+        <w:t xml:space="preserve"> </w:t>
+      </w:r>
+      <w:r>
+        <w:rPr>
+          <w:color w:val="1F497D" w:themeColor="text2"/>
+          <w:spacing w:val="-1"/>
+        </w:rPr>
+        <w:t>SUMMARY</w:t>
       </w:r>
       <w:r>
         <w:rPr>
@@ -740,21 +754,28 @@
                 <w:rFonts w:asciiTheme="minorHAnsi" w:hAnsiTheme="minorHAnsi"/>
                 <w:spacing w:val="-1"/>
               </w:rPr>
-              <w:t xml:space="preserve"> C++</w:t>
+              <w:t xml:space="preserve"> </w:t>
             </w:r>
             <w:r>
               <w:rPr>
                 <w:rFonts w:asciiTheme="minorHAnsi" w:hAnsiTheme="minorHAnsi"/>
                 <w:spacing w:val="-1"/>
               </w:rPr>
-              <w:t>(11,14,17)</w:t>
+              <w:t>C</w:t>
             </w:r>
             <w:r>
               <w:rPr>
                 <w:rFonts w:asciiTheme="minorHAnsi" w:hAnsiTheme="minorHAnsi"/>
                 <w:spacing w:val="-1"/>
               </w:rPr>
-              <w:t>.</w:t>
+              <w:t>++</w:t>
+            </w:r>
+            <w:r>
+              <w:rPr>
+                <w:rFonts w:asciiTheme="minorHAnsi" w:hAnsiTheme="minorHAnsi"/>
+                <w:spacing w:val="-1"/>
+              </w:rPr>
+              <w:t>, C++11/14 and C – Language.</w:t>
             </w:r>
           </w:p>
         </w:tc>
@@ -1076,37 +1097,7 @@
                 <w:rFonts w:asciiTheme="minorHAnsi" w:hAnsiTheme="minorHAnsi" w:cstheme="minorHAnsi"/>
                 <w:bCs/>
               </w:rPr>
-              <w:t>ADAPTIVE</w:t>
-            </w:r>
-            <w:r>
-              <w:rPr>
-                <w:rFonts w:asciiTheme="minorHAnsi" w:hAnsiTheme="minorHAnsi" w:cstheme="minorHAnsi"/>
-                <w:bCs/>
-                <w:spacing w:val="-10"/>
-              </w:rPr>
-              <w:t xml:space="preserve"> </w:t>
-            </w:r>
-            <w:r>
-              <w:rPr>
-                <w:rFonts w:asciiTheme="minorHAnsi" w:hAnsiTheme="minorHAnsi" w:cstheme="minorHAnsi"/>
-                <w:bCs/>
-              </w:rPr>
-              <w:t>AUTOSAR</w:t>
-            </w:r>
-            <w:r>
-              <w:rPr>
-                <w:rFonts w:asciiTheme="minorHAnsi" w:hAnsiTheme="minorHAnsi" w:cstheme="minorHAnsi"/>
-                <w:bCs/>
-                <w:spacing w:val="-14"/>
-              </w:rPr>
-              <w:t xml:space="preserve"> </w:t>
-            </w:r>
-            <w:r>
-              <w:rPr>
-                <w:rFonts w:asciiTheme="minorHAnsi" w:hAnsiTheme="minorHAnsi" w:cstheme="minorHAnsi"/>
-                <w:bCs/>
-              </w:rPr>
-              <w:t>PLATFORM</w:t>
+              <w:t>Adaptive Autosar, Classic Autosar.</w:t>
             </w:r>
           </w:p>
         </w:tc>

--- a/Adaptive_Autosar/Documents/Pavankumar_CV.docx
+++ b/Adaptive_Autosar/Documents/Pavankumar_CV.docx
@@ -1021,7 +1021,14 @@
                 <w:rFonts w:asciiTheme="minorHAnsi" w:hAnsiTheme="minorHAnsi"/>
                 <w:spacing w:val="-1"/>
               </w:rPr>
-              <w:t>Windows.</w:t>
+              <w:t>Windows</w:t>
+            </w:r>
+            <w:r>
+              <w:rPr>
+                <w:rFonts w:asciiTheme="minorHAnsi" w:hAnsiTheme="minorHAnsi"/>
+                <w:spacing w:val="-1"/>
+              </w:rPr>
+              <w:t>, QNX.</w:t>
             </w:r>
           </w:p>
           <w:p>
@@ -1097,7 +1104,21 @@
                 <w:rFonts w:asciiTheme="minorHAnsi" w:hAnsiTheme="minorHAnsi" w:cstheme="minorHAnsi"/>
                 <w:bCs/>
               </w:rPr>
-              <w:t>Adaptive Autosar, Classic Autosar.</w:t>
+              <w:t>Adaptive Autosar, Classic Autosar</w:t>
+            </w:r>
+            <w:r>
+              <w:rPr>
+                <w:rFonts w:asciiTheme="minorHAnsi" w:hAnsiTheme="minorHAnsi" w:cstheme="minorHAnsi"/>
+                <w:bCs/>
+              </w:rPr>
+              <w:t xml:space="preserve"> and ADAS</w:t>
+            </w:r>
+            <w:r>
+              <w:rPr>
+                <w:rFonts w:asciiTheme="minorHAnsi" w:hAnsiTheme="minorHAnsi" w:cstheme="minorHAnsi"/>
+                <w:bCs/>
+              </w:rPr>
+              <w:t>.</w:t>
             </w:r>
           </w:p>
         </w:tc>
